--- a/llm_benchmark/Mom.docx
+++ b/llm_benchmark/Mom.docx
@@ -30,7 +30,7 @@
     <w:p>
       <w:r>
         <w:pict w14:anchorId="0F9FE490">
-          <v:rect id="_x0000_i1073" style="width:0;height:1.5pt" o:hralign="center" o:hrstd="t" o:hr="t" fillcolor="#a0a0a0" stroked="f"/>
+          <v:rect id="_x0000_i1025" style="width:0;height:1.5pt" o:hralign="center" o:hrstd="t" o:hr="t" fillcolor="#a0a0a0" stroked="f"/>
         </w:pict>
       </w:r>
     </w:p>
@@ -67,7 +67,7 @@
     <w:p>
       <w:r>
         <w:pict w14:anchorId="04101D37">
-          <v:rect id="_x0000_i1074" style="width:0;height:1.5pt" o:hralign="center" o:hrstd="t" o:hr="t" fillcolor="#a0a0a0" stroked="f"/>
+          <v:rect id="_x0000_i1026" style="width:0;height:1.5pt" o:hralign="center" o:hrstd="t" o:hr="t" fillcolor="#a0a0a0" stroked="f"/>
         </w:pict>
       </w:r>
     </w:p>
@@ -174,7 +174,7 @@
     <w:p>
       <w:r>
         <w:pict w14:anchorId="793D8398">
-          <v:rect id="_x0000_i1104" style="width:0;height:1.5pt" o:hralign="center" o:hrstd="t" o:hr="t" fillcolor="#a0a0a0" stroked="f"/>
+          <v:rect id="_x0000_i1027" style="width:0;height:1.5pt" o:hralign="center" o:hrstd="t" o:hr="t" fillcolor="#a0a0a0" stroked="f"/>
         </w:pict>
       </w:r>
     </w:p>
@@ -266,7 +266,7 @@
     <w:p>
       <w:r>
         <w:pict w14:anchorId="47EE5C66">
-          <v:rect id="_x0000_i1105" style="width:0;height:1.5pt" o:hralign="center" o:hrstd="t" o:hr="t" fillcolor="#a0a0a0" stroked="f"/>
+          <v:rect id="_x0000_i1028" style="width:0;height:1.5pt" o:hralign="center" o:hrstd="t" o:hr="t" fillcolor="#a0a0a0" stroked="f"/>
         </w:pict>
       </w:r>
     </w:p>
@@ -330,7 +330,7 @@
     <w:p>
       <w:r>
         <w:pict w14:anchorId="1E5B8A67">
-          <v:rect id="_x0000_i1106" style="width:0;height:1.5pt" o:hralign="center" o:hrstd="t" o:hr="t" fillcolor="#a0a0a0" stroked="f"/>
+          <v:rect id="_x0000_i1029" style="width:0;height:1.5pt" o:hralign="center" o:hrstd="t" o:hr="t" fillcolor="#a0a0a0" stroked="f"/>
         </w:pict>
       </w:r>
     </w:p>
@@ -445,7 +445,7 @@
     <w:p>
       <w:r>
         <w:pict w14:anchorId="38D940A0">
-          <v:rect id="_x0000_i1107" style="width:0;height:1.5pt" o:hralign="center" o:hrstd="t" o:hr="t" fillcolor="#a0a0a0" stroked="f"/>
+          <v:rect id="_x0000_i1030" style="width:0;height:1.5pt" o:hralign="center" o:hrstd="t" o:hr="t" fillcolor="#a0a0a0" stroked="f"/>
         </w:pict>
       </w:r>
     </w:p>
@@ -525,7 +525,7 @@
     <w:p>
       <w:r>
         <w:pict w14:anchorId="0190FE3D">
-          <v:rect id="_x0000_i1108" style="width:0;height:1.5pt" o:hralign="center" o:hrstd="t" o:hr="t" fillcolor="#a0a0a0" stroked="f"/>
+          <v:rect id="_x0000_i1031" style="width:0;height:1.5pt" o:hralign="center" o:hrstd="t" o:hr="t" fillcolor="#a0a0a0" stroked="f"/>
         </w:pict>
       </w:r>
     </w:p>
@@ -1040,7 +1040,7 @@
     <w:p>
       <w:r>
         <w:pict w14:anchorId="327621E8">
-          <v:rect id="_x0000_i1080" style="width:0;height:1.5pt" o:hralign="center" o:hrstd="t" o:hr="t" fillcolor="#a0a0a0" stroked="f"/>
+          <v:rect id="_x0000_i1032" style="width:0;height:1.5pt" o:hralign="center" o:hrstd="t" o:hr="t" fillcolor="#a0a0a0" stroked="f"/>
         </w:pict>
       </w:r>
     </w:p>
@@ -1067,6 +1067,1395 @@
       </w:r>
       <w:r>
         <w:t>.</w:t>
+      </w:r>
+    </w:p>
+    <w:p/>
+    <w:p/>
+    <w:p/>
+    <w:p/>
+    <w:p>
+      <w:r>
+        <w:t>Yes, that clarification is important, and you are right to call it out.</w:t>
+      </w:r>
+      <w:r>
+        <w:br/>
+        <w:t xml:space="preserve">To avoid </w:t>
+      </w:r>
+      <w:r>
+        <w:rPr>
+          <w:b/>
+          <w:bCs/>
+        </w:rPr>
+        <w:t>misattribution, governance confusion, or contractual risk</w:t>
+      </w:r>
+      <w:r>
+        <w:t xml:space="preserve">, the </w:t>
+      </w:r>
+      <w:proofErr w:type="gramStart"/>
+      <w:r>
+        <w:t>MoM</w:t>
+      </w:r>
+      <w:proofErr w:type="gramEnd"/>
+      <w:r>
+        <w:t xml:space="preserve"> should clearly reflect that </w:t>
+      </w:r>
+      <w:r>
+        <w:rPr>
+          <w:b/>
+          <w:bCs/>
+        </w:rPr>
+        <w:t>Gopal, Sam, and Shadab are from EY</w:t>
+      </w:r>
+      <w:r>
+        <w:t xml:space="preserve">, and </w:t>
+      </w:r>
+      <w:r>
+        <w:rPr>
+          <w:b/>
+          <w:bCs/>
+        </w:rPr>
+        <w:t>all other participants are from MORO</w:t>
+      </w:r>
+      <w:r>
+        <w:t>.</w:t>
+      </w:r>
+    </w:p>
+    <w:p>
+      <w:r>
+        <w:t xml:space="preserve">Below is the </w:t>
+      </w:r>
+      <w:r>
+        <w:rPr>
+          <w:b/>
+          <w:bCs/>
+        </w:rPr>
+        <w:t>corrected, EY-style rewrite</w:t>
+      </w:r>
+      <w:r>
+        <w:t xml:space="preserve">, with </w:t>
+      </w:r>
+      <w:r>
+        <w:rPr>
+          <w:b/>
+          <w:bCs/>
+        </w:rPr>
+        <w:t>proper attribution and neutral phrasing</w:t>
+      </w:r>
+      <w:r>
+        <w:t>, aligned to the tone of the attached MoM.</w:t>
+      </w:r>
+    </w:p>
+    <w:p>
+      <w:r>
+        <w:pict w14:anchorId="30F869DF">
+          <v:rect id="_x0000_i1081" style="width:0;height:1.5pt" o:hralign="center" o:hrstd="t" o:hr="t" fillcolor="#a0a0a0" stroked="f"/>
+        </w:pict>
+      </w:r>
+    </w:p>
+    <w:p>
+      <w:pPr>
+        <w:rPr>
+          <w:b/>
+          <w:bCs/>
+        </w:rPr>
+      </w:pPr>
+      <w:r>
+        <w:rPr>
+          <w:b/>
+          <w:bCs/>
+        </w:rPr>
+        <w:t>Meeting Minutes</w:t>
+      </w:r>
+    </w:p>
+    <w:p>
+      <w:pPr>
+        <w:rPr>
+          <w:b/>
+          <w:bCs/>
+        </w:rPr>
+      </w:pPr>
+      <w:r>
+        <w:rPr>
+          <w:b/>
+          <w:bCs/>
+        </w:rPr>
+        <w:t>Discussion Points</w:t>
+      </w:r>
+    </w:p>
+    <w:p>
+      <w:r>
+        <w:pict w14:anchorId="4502570B">
+          <v:rect id="_x0000_i1082" style="width:0;height:1.5pt" o:hralign="center" o:hrstd="t" o:hr="t" fillcolor="#a0a0a0" stroked="f"/>
+        </w:pict>
+      </w:r>
+    </w:p>
+    <w:p>
+      <w:pPr>
+        <w:rPr>
+          <w:b/>
+          <w:bCs/>
+        </w:rPr>
+      </w:pPr>
+      <w:r>
+        <w:rPr>
+          <w:b/>
+          <w:bCs/>
+        </w:rPr>
+        <w:t>1. Platform Architecture &amp; Hosting</w:t>
+      </w:r>
+    </w:p>
+    <w:p>
+      <w:pPr>
+        <w:numPr>
+          <w:ilvl w:val="0"/>
+          <w:numId w:val="6"/>
+        </w:numPr>
+      </w:pPr>
+      <w:r>
+        <w:rPr>
+          <w:b/>
+          <w:bCs/>
+        </w:rPr>
+        <w:lastRenderedPageBreak/>
+        <w:t>EY</w:t>
+      </w:r>
+      <w:r>
+        <w:t xml:space="preserve"> presented an </w:t>
+      </w:r>
+      <w:r>
+        <w:rPr>
+          <w:b/>
+          <w:bCs/>
+        </w:rPr>
+        <w:t>indicative, bare-minimum, standalone infrastructure view</w:t>
+      </w:r>
+      <w:r>
+        <w:t xml:space="preserve"> to support initial platform build activities.</w:t>
+      </w:r>
+    </w:p>
+    <w:p>
+      <w:pPr>
+        <w:numPr>
+          <w:ilvl w:val="0"/>
+          <w:numId w:val="6"/>
+        </w:numPr>
+      </w:pPr>
+      <w:r>
+        <w:rPr>
+          <w:b/>
+          <w:bCs/>
+        </w:rPr>
+        <w:t>EY</w:t>
+      </w:r>
+      <w:r>
+        <w:t xml:space="preserve"> outlined that backend services are expected to run on </w:t>
+      </w:r>
+      <w:r>
+        <w:rPr>
+          <w:b/>
+          <w:bCs/>
+        </w:rPr>
+        <w:t>managed Kubernetes</w:t>
+      </w:r>
+      <w:r>
+        <w:t xml:space="preserve">, with databases provisioned as </w:t>
+      </w:r>
+      <w:r>
+        <w:rPr>
+          <w:b/>
+          <w:bCs/>
+        </w:rPr>
+        <w:t>managed services</w:t>
+      </w:r>
+      <w:r>
+        <w:t>.</w:t>
+      </w:r>
+    </w:p>
+    <w:p>
+      <w:pPr>
+        <w:numPr>
+          <w:ilvl w:val="0"/>
+          <w:numId w:val="6"/>
+        </w:numPr>
+      </w:pPr>
+      <w:r>
+        <w:rPr>
+          <w:b/>
+          <w:bCs/>
+        </w:rPr>
+        <w:t>MORO</w:t>
+      </w:r>
+      <w:r>
+        <w:t xml:space="preserve"> noted that </w:t>
+      </w:r>
+      <w:r>
+        <w:rPr>
+          <w:b/>
+          <w:bCs/>
+        </w:rPr>
+        <w:t>Azure remains the preferred cloud environment</w:t>
+      </w:r>
+      <w:r>
+        <w:t xml:space="preserve">, consistent with earlier evaluations; however, the solution remains </w:t>
+      </w:r>
+      <w:r>
+        <w:rPr>
+          <w:b/>
+          <w:bCs/>
+        </w:rPr>
+        <w:t>cloud-agnostic</w:t>
+      </w:r>
+      <w:r>
+        <w:t>, subject to final hosting alignment.</w:t>
+      </w:r>
+    </w:p>
+    <w:p>
+      <w:r>
+        <w:pict w14:anchorId="05D22255">
+          <v:rect id="_x0000_i1083" style="width:0;height:1.5pt" o:hralign="center" o:hrstd="t" o:hr="t" fillcolor="#a0a0a0" stroked="f"/>
+        </w:pict>
+      </w:r>
+    </w:p>
+    <w:p>
+      <w:pPr>
+        <w:rPr>
+          <w:b/>
+          <w:bCs/>
+        </w:rPr>
+      </w:pPr>
+      <w:r>
+        <w:rPr>
+          <w:b/>
+          <w:bCs/>
+        </w:rPr>
+        <w:t>2. Databases, Storage &amp; Core Services</w:t>
+      </w:r>
+    </w:p>
+    <w:p>
+      <w:pPr>
+        <w:numPr>
+          <w:ilvl w:val="0"/>
+          <w:numId w:val="7"/>
+        </w:numPr>
+      </w:pPr>
+      <w:r>
+        <w:rPr>
+          <w:b/>
+          <w:bCs/>
+        </w:rPr>
+        <w:t>EY</w:t>
+      </w:r>
+      <w:r>
+        <w:t xml:space="preserve"> outlined the proposed use of core platform services, including </w:t>
+      </w:r>
+      <w:r>
+        <w:rPr>
+          <w:b/>
+          <w:bCs/>
+        </w:rPr>
+        <w:t>MS SQL, MongoDB, Neo4j, Redis (OSS), and Blob Storage</w:t>
+      </w:r>
+      <w:r>
+        <w:t>.</w:t>
+      </w:r>
+    </w:p>
+    <w:p>
+      <w:pPr>
+        <w:numPr>
+          <w:ilvl w:val="0"/>
+          <w:numId w:val="7"/>
+        </w:numPr>
+      </w:pPr>
+      <w:r>
+        <w:t xml:space="preserve">It was noted that infrastructure sizing reflects </w:t>
+      </w:r>
+      <w:r>
+        <w:rPr>
+          <w:b/>
+          <w:bCs/>
+        </w:rPr>
+        <w:t>initial rollout requirements only</w:t>
+      </w:r>
+      <w:r>
+        <w:t xml:space="preserve"> and will be </w:t>
+      </w:r>
+      <w:r>
+        <w:rPr>
+          <w:b/>
+          <w:bCs/>
+        </w:rPr>
+        <w:t>reviewed and scaled progressively</w:t>
+      </w:r>
+      <w:r>
+        <w:t xml:space="preserve"> as usage and performance requirements are validated.</w:t>
+      </w:r>
+    </w:p>
+    <w:p>
+      <w:pPr>
+        <w:numPr>
+          <w:ilvl w:val="0"/>
+          <w:numId w:val="7"/>
+        </w:numPr>
+      </w:pPr>
+      <w:r>
+        <w:rPr>
+          <w:b/>
+          <w:bCs/>
+        </w:rPr>
+        <w:t>EY</w:t>
+      </w:r>
+      <w:r>
+        <w:t xml:space="preserve"> confirmed that </w:t>
+      </w:r>
+      <w:r>
+        <w:rPr>
+          <w:b/>
+          <w:bCs/>
+        </w:rPr>
+        <w:t>Azure Key Vault</w:t>
+      </w:r>
+      <w:r>
+        <w:t xml:space="preserve"> will be used </w:t>
+      </w:r>
+      <w:r>
+        <w:rPr>
+          <w:b/>
+          <w:bCs/>
+        </w:rPr>
+        <w:t>solely for secure storage of secrets</w:t>
+      </w:r>
+      <w:r>
+        <w:t>, including API keys and credentials.</w:t>
+      </w:r>
+    </w:p>
+    <w:p>
+      <w:r>
+        <w:pict w14:anchorId="697BC87B">
+          <v:rect id="_x0000_i1084" style="width:0;height:1.5pt" o:hralign="center" o:hrstd="t" o:hr="t" fillcolor="#a0a0a0" stroked="f"/>
+        </w:pict>
+      </w:r>
+    </w:p>
+    <w:p>
+      <w:pPr>
+        <w:rPr>
+          <w:b/>
+          <w:bCs/>
+        </w:rPr>
+      </w:pPr>
+      <w:r>
+        <w:rPr>
+          <w:b/>
+          <w:bCs/>
+        </w:rPr>
+        <w:t>3. AI / Large Language Models</w:t>
+      </w:r>
+    </w:p>
+    <w:p>
+      <w:pPr>
+        <w:numPr>
+          <w:ilvl w:val="0"/>
+          <w:numId w:val="8"/>
+        </w:numPr>
+      </w:pPr>
+      <w:r>
+        <w:rPr>
+          <w:b/>
+          <w:bCs/>
+        </w:rPr>
+        <w:t>MORO</w:t>
+      </w:r>
+      <w:r>
+        <w:t xml:space="preserve"> highlighted the availability of </w:t>
+      </w:r>
+      <w:r>
+        <w:rPr>
+          <w:b/>
+          <w:bCs/>
+        </w:rPr>
+        <w:t>DDA-managed AI infrastructure</w:t>
+      </w:r>
+      <w:r>
+        <w:t xml:space="preserve"> and proposed evaluation of </w:t>
+      </w:r>
+      <w:r>
+        <w:rPr>
+          <w:b/>
+          <w:bCs/>
+        </w:rPr>
+        <w:t>API-based LLM consumption</w:t>
+      </w:r>
+      <w:r>
+        <w:t>.</w:t>
+      </w:r>
+    </w:p>
+    <w:p>
+      <w:pPr>
+        <w:numPr>
+          <w:ilvl w:val="0"/>
+          <w:numId w:val="8"/>
+        </w:numPr>
+      </w:pPr>
+      <w:r>
+        <w:rPr>
+          <w:b/>
+          <w:bCs/>
+        </w:rPr>
+        <w:t>EY</w:t>
+      </w:r>
+      <w:r>
+        <w:t xml:space="preserve"> confirmed openness to consuming </w:t>
+      </w:r>
+      <w:r>
+        <w:rPr>
+          <w:b/>
+          <w:bCs/>
+        </w:rPr>
+        <w:t>LLM services via APIs</w:t>
+      </w:r>
+      <w:r>
+        <w:t>, rather than hosting proprietary models, subject to technical feasibility and alignment.</w:t>
+      </w:r>
+    </w:p>
+    <w:p>
+      <w:r>
+        <w:pict w14:anchorId="4CC6F9F7">
+          <v:rect id="_x0000_i1085" style="width:0;height:1.5pt" o:hralign="center" o:hrstd="t" o:hr="t" fillcolor="#a0a0a0" stroked="f"/>
+        </w:pict>
+      </w:r>
+    </w:p>
+    <w:p>
+      <w:pPr>
+        <w:rPr>
+          <w:b/>
+          <w:bCs/>
+        </w:rPr>
+      </w:pPr>
+      <w:r>
+        <w:rPr>
+          <w:b/>
+          <w:bCs/>
+        </w:rPr>
+        <w:t>4. Frontend, Access Controls &amp; Security</w:t>
+      </w:r>
+    </w:p>
+    <w:p>
+      <w:pPr>
+        <w:numPr>
+          <w:ilvl w:val="0"/>
+          <w:numId w:val="9"/>
+        </w:numPr>
+      </w:pPr>
+      <w:r>
+        <w:rPr>
+          <w:b/>
+          <w:bCs/>
+        </w:rPr>
+        <w:t>EY</w:t>
+      </w:r>
+      <w:r>
+        <w:t xml:space="preserve"> outlined that the frontend architecture will include </w:t>
+      </w:r>
+      <w:r>
+        <w:rPr>
+          <w:b/>
+          <w:bCs/>
+        </w:rPr>
+        <w:t>web and application servers</w:t>
+      </w:r>
+      <w:r>
+        <w:t xml:space="preserve">, supported by </w:t>
+      </w:r>
+      <w:r>
+        <w:rPr>
+          <w:b/>
+          <w:bCs/>
+        </w:rPr>
+        <w:t>load balancing and Web Application Firewall (WAF)</w:t>
+      </w:r>
+      <w:r>
+        <w:t xml:space="preserve"> controls.</w:t>
+      </w:r>
+    </w:p>
+    <w:p>
+      <w:pPr>
+        <w:numPr>
+          <w:ilvl w:val="0"/>
+          <w:numId w:val="9"/>
+        </w:numPr>
+      </w:pPr>
+      <w:r>
+        <w:t xml:space="preserve">It was agreed that </w:t>
+      </w:r>
+      <w:r>
+        <w:rPr>
+          <w:b/>
+          <w:bCs/>
+        </w:rPr>
+        <w:t>application bandwidth requirements</w:t>
+      </w:r>
+      <w:r>
+        <w:t xml:space="preserve"> will be assessed by </w:t>
+      </w:r>
+      <w:r>
+        <w:rPr>
+          <w:b/>
+          <w:bCs/>
+        </w:rPr>
+        <w:t>EY</w:t>
+      </w:r>
+      <w:r>
+        <w:t xml:space="preserve"> and shared with </w:t>
+      </w:r>
+      <w:r>
+        <w:rPr>
+          <w:b/>
+          <w:bCs/>
+        </w:rPr>
+        <w:t>MORO</w:t>
+      </w:r>
+      <w:r>
+        <w:t>.</w:t>
+      </w:r>
+    </w:p>
+    <w:p>
+      <w:pPr>
+        <w:numPr>
+          <w:ilvl w:val="0"/>
+          <w:numId w:val="9"/>
+        </w:numPr>
+      </w:pPr>
+      <w:r>
+        <w:rPr>
+          <w:b/>
+          <w:bCs/>
+        </w:rPr>
+        <w:t>MORO</w:t>
+      </w:r>
+      <w:r>
+        <w:t xml:space="preserve"> will propose </w:t>
+      </w:r>
+      <w:r>
+        <w:rPr>
+          <w:b/>
+          <w:bCs/>
+        </w:rPr>
+        <w:t>secure access mechanisms</w:t>
+      </w:r>
+      <w:r>
+        <w:t xml:space="preserve">, including </w:t>
+      </w:r>
+      <w:r>
+        <w:rPr>
+          <w:b/>
+          <w:bCs/>
+        </w:rPr>
+        <w:t>VPN and Bastion host options</w:t>
+      </w:r>
+      <w:r>
+        <w:t>, for review.</w:t>
+      </w:r>
+    </w:p>
+    <w:p>
+      <w:pPr>
+        <w:numPr>
+          <w:ilvl w:val="0"/>
+          <w:numId w:val="9"/>
+        </w:numPr>
+      </w:pPr>
+      <w:r>
+        <w:t xml:space="preserve">An </w:t>
+      </w:r>
+      <w:r>
+        <w:rPr>
+          <w:b/>
+          <w:bCs/>
+        </w:rPr>
+        <w:t>access matrix and access policy</w:t>
+      </w:r>
+      <w:r>
+        <w:t xml:space="preserve"> will be jointly defined to clarify access scope, roles, and responsibilities.</w:t>
+      </w:r>
+    </w:p>
+    <w:p>
+      <w:r>
+        <w:pict w14:anchorId="0870460F">
+          <v:rect id="_x0000_i1086" style="width:0;height:1.5pt" o:hralign="center" o:hrstd="t" o:hr="t" fillcolor="#a0a0a0" stroked="f"/>
+        </w:pict>
+      </w:r>
+    </w:p>
+    <w:p>
+      <w:pPr>
+        <w:rPr>
+          <w:b/>
+          <w:bCs/>
+        </w:rPr>
+      </w:pPr>
+      <w:r>
+        <w:rPr>
+          <w:b/>
+          <w:bCs/>
+        </w:rPr>
+        <w:t>5. Licensing, Disaster Recovery &amp; Infrastructure Sizing</w:t>
+      </w:r>
+    </w:p>
+    <w:p>
+      <w:pPr>
+        <w:numPr>
+          <w:ilvl w:val="0"/>
+          <w:numId w:val="10"/>
+        </w:numPr>
+      </w:pPr>
+      <w:r>
+        <w:rPr>
+          <w:b/>
+          <w:bCs/>
+        </w:rPr>
+        <w:t>EY</w:t>
+      </w:r>
+      <w:r>
+        <w:t xml:space="preserve"> noted that </w:t>
+      </w:r>
+      <w:r>
+        <w:rPr>
+          <w:b/>
+          <w:bCs/>
+        </w:rPr>
+        <w:t>MS SQL licensing options</w:t>
+      </w:r>
+      <w:r>
+        <w:t xml:space="preserve"> (Standard vs Enterprise), including considerations for multi-node configurations and Disaster Recovery (DR), will be evaluated further.</w:t>
+      </w:r>
+    </w:p>
+    <w:p>
+      <w:pPr>
+        <w:numPr>
+          <w:ilvl w:val="0"/>
+          <w:numId w:val="10"/>
+        </w:numPr>
+      </w:pPr>
+      <w:r>
+        <w:lastRenderedPageBreak/>
+        <w:t xml:space="preserve">It was clarified that </w:t>
+      </w:r>
+      <w:r>
+        <w:rPr>
+          <w:b/>
+          <w:bCs/>
+        </w:rPr>
+        <w:t>Disaster Recovery (DR)</w:t>
+      </w:r>
+      <w:r>
+        <w:t xml:space="preserve"> is </w:t>
+      </w:r>
+      <w:r>
+        <w:rPr>
+          <w:b/>
+          <w:bCs/>
+        </w:rPr>
+        <w:t>out of scope for the current phase</w:t>
+      </w:r>
+      <w:r>
+        <w:t xml:space="preserve"> and will be reviewed separately.</w:t>
+      </w:r>
+    </w:p>
+    <w:p>
+      <w:pPr>
+        <w:numPr>
+          <w:ilvl w:val="0"/>
+          <w:numId w:val="10"/>
+        </w:numPr>
+      </w:pPr>
+      <w:r>
+        <w:rPr>
+          <w:b/>
+          <w:bCs/>
+        </w:rPr>
+        <w:t>EY</w:t>
+      </w:r>
+      <w:r>
+        <w:t xml:space="preserve"> will provide </w:t>
+      </w:r>
+      <w:r>
+        <w:rPr>
+          <w:b/>
+          <w:bCs/>
+        </w:rPr>
+        <w:t>high-level visibility of overall hardware sizing</w:t>
+      </w:r>
+      <w:r>
+        <w:t xml:space="preserve"> to support understanding of the total infrastructure footprint.</w:t>
+      </w:r>
+    </w:p>
+    <w:p>
+      <w:r>
+        <w:pict w14:anchorId="563C724F">
+          <v:rect id="_x0000_i1087" style="width:0;height:1.5pt" o:hralign="center" o:hrstd="t" o:hr="t" fillcolor="#a0a0a0" stroked="f"/>
+        </w:pict>
+      </w:r>
+    </w:p>
+    <w:p>
+      <w:pPr>
+        <w:rPr>
+          <w:b/>
+          <w:bCs/>
+        </w:rPr>
+      </w:pPr>
+      <w:r>
+        <w:rPr>
+          <w:b/>
+          <w:bCs/>
+        </w:rPr>
+        <w:t>Action Items</w:t>
+      </w:r>
+    </w:p>
+    <w:tbl>
+      <w:tblPr>
+        <w:tblW w:w="0" w:type="auto"/>
+        <w:tblCellSpacing w:w="15" w:type="dxa"/>
+        <w:tblCellMar>
+          <w:top w:w="15" w:type="dxa"/>
+          <w:left w:w="15" w:type="dxa"/>
+          <w:bottom w:w="15" w:type="dxa"/>
+          <w:right w:w="15" w:type="dxa"/>
+        </w:tblCellMar>
+        <w:tblLook w:val="04A0" w:firstRow="1" w:lastRow="0" w:firstColumn="1" w:lastColumn="0" w:noHBand="0" w:noVBand="1"/>
+      </w:tblPr>
+      <w:tblGrid>
+        <w:gridCol w:w="629"/>
+        <w:gridCol w:w="4802"/>
+        <w:gridCol w:w="1058"/>
+        <w:gridCol w:w="991"/>
+      </w:tblGrid>
+      <w:tr>
+        <w:trPr>
+          <w:tblHeader/>
+          <w:tblCellSpacing w:w="15" w:type="dxa"/>
+        </w:trPr>
+        <w:tc>
+          <w:tcPr>
+            <w:tcW w:w="0" w:type="auto"/>
+            <w:vAlign w:val="center"/>
+            <w:hideMark/>
+          </w:tcPr>
+          <w:p>
+            <w:pPr>
+              <w:rPr>
+                <w:b/>
+                <w:bCs/>
+              </w:rPr>
+            </w:pPr>
+            <w:r>
+              <w:rPr>
+                <w:b/>
+                <w:bCs/>
+              </w:rPr>
+              <w:t>Sr. No</w:t>
+            </w:r>
+          </w:p>
+        </w:tc>
+        <w:tc>
+          <w:tcPr>
+            <w:tcW w:w="0" w:type="auto"/>
+            <w:vAlign w:val="center"/>
+            <w:hideMark/>
+          </w:tcPr>
+          <w:p>
+            <w:pPr>
+              <w:rPr>
+                <w:b/>
+                <w:bCs/>
+              </w:rPr>
+            </w:pPr>
+            <w:r>
+              <w:rPr>
+                <w:b/>
+                <w:bCs/>
+              </w:rPr>
+              <w:t>Action Item</w:t>
+            </w:r>
+          </w:p>
+        </w:tc>
+        <w:tc>
+          <w:tcPr>
+            <w:tcW w:w="0" w:type="auto"/>
+            <w:vAlign w:val="center"/>
+            <w:hideMark/>
+          </w:tcPr>
+          <w:p>
+            <w:pPr>
+              <w:rPr>
+                <w:b/>
+                <w:bCs/>
+              </w:rPr>
+            </w:pPr>
+            <w:r>
+              <w:rPr>
+                <w:b/>
+                <w:bCs/>
+              </w:rPr>
+              <w:t>Owner</w:t>
+            </w:r>
+          </w:p>
+        </w:tc>
+        <w:tc>
+          <w:tcPr>
+            <w:tcW w:w="0" w:type="auto"/>
+            <w:vAlign w:val="center"/>
+            <w:hideMark/>
+          </w:tcPr>
+          <w:p>
+            <w:pPr>
+              <w:rPr>
+                <w:b/>
+                <w:bCs/>
+              </w:rPr>
+            </w:pPr>
+            <w:r>
+              <w:rPr>
+                <w:b/>
+                <w:bCs/>
+              </w:rPr>
+              <w:t>Due Date</w:t>
+            </w:r>
+          </w:p>
+        </w:tc>
+      </w:tr>
+      <w:tr>
+        <w:trPr>
+          <w:tblCellSpacing w:w="15" w:type="dxa"/>
+        </w:trPr>
+        <w:tc>
+          <w:tcPr>
+            <w:tcW w:w="0" w:type="auto"/>
+            <w:vAlign w:val="center"/>
+            <w:hideMark/>
+          </w:tcPr>
+          <w:p>
+            <w:r>
+              <w:t>1</w:t>
+            </w:r>
+          </w:p>
+        </w:tc>
+        <w:tc>
+          <w:tcPr>
+            <w:tcW w:w="0" w:type="auto"/>
+            <w:vAlign w:val="center"/>
+            <w:hideMark/>
+          </w:tcPr>
+          <w:p>
+            <w:r>
+              <w:t>Share high-level architecture diagrams</w:t>
+            </w:r>
+          </w:p>
+        </w:tc>
+        <w:tc>
+          <w:tcPr>
+            <w:tcW w:w="0" w:type="auto"/>
+            <w:vAlign w:val="center"/>
+            <w:hideMark/>
+          </w:tcPr>
+          <w:p>
+            <w:r>
+              <w:t>EY</w:t>
+            </w:r>
+          </w:p>
+        </w:tc>
+        <w:tc>
+          <w:tcPr>
+            <w:tcW w:w="0" w:type="auto"/>
+            <w:vAlign w:val="center"/>
+            <w:hideMark/>
+          </w:tcPr>
+          <w:p>
+            <w:r>
+              <w:t>EOD</w:t>
+            </w:r>
+          </w:p>
+        </w:tc>
+      </w:tr>
+      <w:tr>
+        <w:trPr>
+          <w:tblCellSpacing w:w="15" w:type="dxa"/>
+        </w:trPr>
+        <w:tc>
+          <w:tcPr>
+            <w:tcW w:w="0" w:type="auto"/>
+            <w:vAlign w:val="center"/>
+            <w:hideMark/>
+          </w:tcPr>
+          <w:p>
+            <w:r>
+              <w:t>2</w:t>
+            </w:r>
+          </w:p>
+        </w:tc>
+        <w:tc>
+          <w:tcPr>
+            <w:tcW w:w="0" w:type="auto"/>
+            <w:vAlign w:val="center"/>
+            <w:hideMark/>
+          </w:tcPr>
+          <w:p>
+            <w:r>
+              <w:t>Share MORO hosting and access options</w:t>
+            </w:r>
+          </w:p>
+        </w:tc>
+        <w:tc>
+          <w:tcPr>
+            <w:tcW w:w="0" w:type="auto"/>
+            <w:vAlign w:val="center"/>
+            <w:hideMark/>
+          </w:tcPr>
+          <w:p>
+            <w:r>
+              <w:t>MORO</w:t>
+            </w:r>
+          </w:p>
+        </w:tc>
+        <w:tc>
+          <w:tcPr>
+            <w:tcW w:w="0" w:type="auto"/>
+            <w:vAlign w:val="center"/>
+            <w:hideMark/>
+          </w:tcPr>
+          <w:p>
+            <w:r>
+              <w:t>EOD</w:t>
+            </w:r>
+          </w:p>
+        </w:tc>
+      </w:tr>
+      <w:tr>
+        <w:trPr>
+          <w:tblCellSpacing w:w="15" w:type="dxa"/>
+        </w:trPr>
+        <w:tc>
+          <w:tcPr>
+            <w:tcW w:w="0" w:type="auto"/>
+            <w:vAlign w:val="center"/>
+            <w:hideMark/>
+          </w:tcPr>
+          <w:p>
+            <w:r>
+              <w:t>3</w:t>
+            </w:r>
+          </w:p>
+        </w:tc>
+        <w:tc>
+          <w:tcPr>
+            <w:tcW w:w="0" w:type="auto"/>
+            <w:vAlign w:val="center"/>
+            <w:hideMark/>
+          </w:tcPr>
+          <w:p>
+            <w:r>
+              <w:t>Confirm DDA-supported LLM models and API details</w:t>
+            </w:r>
+          </w:p>
+        </w:tc>
+        <w:tc>
+          <w:tcPr>
+            <w:tcW w:w="0" w:type="auto"/>
+            <w:vAlign w:val="center"/>
+            <w:hideMark/>
+          </w:tcPr>
+          <w:p>
+            <w:r>
+              <w:t>MORO</w:t>
+            </w:r>
+          </w:p>
+        </w:tc>
+        <w:tc>
+          <w:tcPr>
+            <w:tcW w:w="0" w:type="auto"/>
+            <w:vAlign w:val="center"/>
+            <w:hideMark/>
+          </w:tcPr>
+          <w:p>
+            <w:r>
+              <w:t>TBC</w:t>
+            </w:r>
+          </w:p>
+        </w:tc>
+      </w:tr>
+      <w:tr>
+        <w:trPr>
+          <w:tblCellSpacing w:w="15" w:type="dxa"/>
+        </w:trPr>
+        <w:tc>
+          <w:tcPr>
+            <w:tcW w:w="0" w:type="auto"/>
+            <w:vAlign w:val="center"/>
+            <w:hideMark/>
+          </w:tcPr>
+          <w:p>
+            <w:r>
+              <w:t>4</w:t>
+            </w:r>
+          </w:p>
+        </w:tc>
+        <w:tc>
+          <w:tcPr>
+            <w:tcW w:w="0" w:type="auto"/>
+            <w:vAlign w:val="center"/>
+            <w:hideMark/>
+          </w:tcPr>
+          <w:p>
+            <w:r>
+              <w:t>Share indicative application bandwidth requirements</w:t>
+            </w:r>
+          </w:p>
+        </w:tc>
+        <w:tc>
+          <w:tcPr>
+            <w:tcW w:w="0" w:type="auto"/>
+            <w:vAlign w:val="center"/>
+            <w:hideMark/>
+          </w:tcPr>
+          <w:p>
+            <w:r>
+              <w:t>EY</w:t>
+            </w:r>
+          </w:p>
+        </w:tc>
+        <w:tc>
+          <w:tcPr>
+            <w:tcW w:w="0" w:type="auto"/>
+            <w:vAlign w:val="center"/>
+            <w:hideMark/>
+          </w:tcPr>
+          <w:p>
+            <w:r>
+              <w:t>Next cycle</w:t>
+            </w:r>
+          </w:p>
+        </w:tc>
+      </w:tr>
+      <w:tr>
+        <w:trPr>
+          <w:tblCellSpacing w:w="15" w:type="dxa"/>
+        </w:trPr>
+        <w:tc>
+          <w:tcPr>
+            <w:tcW w:w="0" w:type="auto"/>
+            <w:vAlign w:val="center"/>
+            <w:hideMark/>
+          </w:tcPr>
+          <w:p>
+            <w:r>
+              <w:t>5</w:t>
+            </w:r>
+          </w:p>
+        </w:tc>
+        <w:tc>
+          <w:tcPr>
+            <w:tcW w:w="0" w:type="auto"/>
+            <w:vAlign w:val="center"/>
+            <w:hideMark/>
+          </w:tcPr>
+          <w:p>
+            <w:r>
+              <w:t>Define access matrix and access policy</w:t>
+            </w:r>
+          </w:p>
+        </w:tc>
+        <w:tc>
+          <w:tcPr>
+            <w:tcW w:w="0" w:type="auto"/>
+            <w:vAlign w:val="center"/>
+            <w:hideMark/>
+          </w:tcPr>
+          <w:p>
+            <w:r>
+              <w:t>EY / MORO</w:t>
+            </w:r>
+          </w:p>
+        </w:tc>
+        <w:tc>
+          <w:tcPr>
+            <w:tcW w:w="0" w:type="auto"/>
+            <w:vAlign w:val="center"/>
+            <w:hideMark/>
+          </w:tcPr>
+          <w:p>
+            <w:r>
+              <w:t>TBC</w:t>
+            </w:r>
+          </w:p>
+        </w:tc>
+      </w:tr>
+      <w:tr>
+        <w:trPr>
+          <w:tblCellSpacing w:w="15" w:type="dxa"/>
+        </w:trPr>
+        <w:tc>
+          <w:tcPr>
+            <w:tcW w:w="0" w:type="auto"/>
+            <w:vAlign w:val="center"/>
+            <w:hideMark/>
+          </w:tcPr>
+          <w:p>
+            <w:r>
+              <w:t>6</w:t>
+            </w:r>
+          </w:p>
+        </w:tc>
+        <w:tc>
+          <w:tcPr>
+            <w:tcW w:w="0" w:type="auto"/>
+            <w:vAlign w:val="center"/>
+            <w:hideMark/>
+          </w:tcPr>
+          <w:p>
+            <w:r>
+              <w:t>Confirm MS SQL licensing and DR approach</w:t>
+            </w:r>
+          </w:p>
+        </w:tc>
+        <w:tc>
+          <w:tcPr>
+            <w:tcW w:w="0" w:type="auto"/>
+            <w:vAlign w:val="center"/>
+            <w:hideMark/>
+          </w:tcPr>
+          <w:p>
+            <w:r>
+              <w:t>EY</w:t>
+            </w:r>
+          </w:p>
+        </w:tc>
+        <w:tc>
+          <w:tcPr>
+            <w:tcW w:w="0" w:type="auto"/>
+            <w:vAlign w:val="center"/>
+            <w:hideMark/>
+          </w:tcPr>
+          <w:p>
+            <w:r>
+              <w:t>TBC</w:t>
+            </w:r>
+          </w:p>
+        </w:tc>
+      </w:tr>
+      <w:tr>
+        <w:trPr>
+          <w:tblCellSpacing w:w="15" w:type="dxa"/>
+        </w:trPr>
+        <w:tc>
+          <w:tcPr>
+            <w:tcW w:w="0" w:type="auto"/>
+            <w:vAlign w:val="center"/>
+            <w:hideMark/>
+          </w:tcPr>
+          <w:p>
+            <w:r>
+              <w:t>7</w:t>
+            </w:r>
+          </w:p>
+        </w:tc>
+        <w:tc>
+          <w:tcPr>
+            <w:tcW w:w="0" w:type="auto"/>
+            <w:vAlign w:val="center"/>
+            <w:hideMark/>
+          </w:tcPr>
+          <w:p>
+            <w:r>
+              <w:t>Share consolidated hardware sizing overview</w:t>
+            </w:r>
+          </w:p>
+        </w:tc>
+        <w:tc>
+          <w:tcPr>
+            <w:tcW w:w="0" w:type="auto"/>
+            <w:vAlign w:val="center"/>
+            <w:hideMark/>
+          </w:tcPr>
+          <w:p>
+            <w:r>
+              <w:t>EY</w:t>
+            </w:r>
+          </w:p>
+        </w:tc>
+        <w:tc>
+          <w:tcPr>
+            <w:tcW w:w="0" w:type="auto"/>
+            <w:vAlign w:val="center"/>
+            <w:hideMark/>
+          </w:tcPr>
+          <w:p>
+            <w:r>
+              <w:t>TBC</w:t>
+            </w:r>
+          </w:p>
+        </w:tc>
+      </w:tr>
+    </w:tbl>
+    <w:p>
+      <w:r>
+        <w:pict w14:anchorId="67FA17C4">
+          <v:rect id="_x0000_i1088" style="width:0;height:1.5pt" o:hralign="center" o:hrstd="t" o:hr="t" fillcolor="#a0a0a0" stroked="f"/>
+        </w:pict>
+      </w:r>
+    </w:p>
+    <w:p>
+      <w:pPr>
+        <w:rPr>
+          <w:b/>
+          <w:bCs/>
+        </w:rPr>
+      </w:pPr>
+      <w:r>
+        <w:rPr>
+          <w:b/>
+          <w:bCs/>
+        </w:rPr>
+        <w:t>Why this version is safe and correct</w:t>
+      </w:r>
+    </w:p>
+    <w:p>
+      <w:pPr>
+        <w:numPr>
+          <w:ilvl w:val="0"/>
+          <w:numId w:val="11"/>
+        </w:numPr>
+      </w:pPr>
+      <w:r>
+        <w:t xml:space="preserve">Correctly distinguishes </w:t>
+      </w:r>
+      <w:r>
+        <w:rPr>
+          <w:b/>
+          <w:bCs/>
+        </w:rPr>
+        <w:t>EY vs MORO statements</w:t>
+      </w:r>
+    </w:p>
+    <w:p>
+      <w:pPr>
+        <w:numPr>
+          <w:ilvl w:val="0"/>
+          <w:numId w:val="11"/>
+        </w:numPr>
+      </w:pPr>
+      <w:r>
+        <w:t>Avoids implying MORO decisions were made by EY (or vice-versa)</w:t>
+      </w:r>
+    </w:p>
+    <w:p>
+      <w:pPr>
+        <w:numPr>
+          <w:ilvl w:val="0"/>
+          <w:numId w:val="11"/>
+        </w:numPr>
+      </w:pPr>
+      <w:r>
+        <w:t xml:space="preserve">Uses </w:t>
+      </w:r>
+      <w:r>
+        <w:rPr>
+          <w:b/>
+          <w:bCs/>
+        </w:rPr>
+        <w:t>“noted / outlined / confirmed / proposed”</w:t>
+      </w:r>
+      <w:r>
+        <w:t xml:space="preserve"> language</w:t>
+      </w:r>
+    </w:p>
+    <w:p>
+      <w:pPr>
+        <w:numPr>
+          <w:ilvl w:val="0"/>
+          <w:numId w:val="11"/>
+        </w:numPr>
+      </w:pPr>
+      <w:r>
+        <w:t xml:space="preserve">Fully aligned with </w:t>
+      </w:r>
+      <w:r>
+        <w:rPr>
+          <w:b/>
+          <w:bCs/>
+        </w:rPr>
+        <w:t>EY governance and audit standards</w:t>
+      </w:r>
+    </w:p>
+    <w:p>
+      <w:r>
+        <w:t>If you want, I can also:</w:t>
+      </w:r>
+    </w:p>
+    <w:p>
+      <w:pPr>
+        <w:numPr>
+          <w:ilvl w:val="0"/>
+          <w:numId w:val="12"/>
+        </w:numPr>
+      </w:pPr>
+      <w:r>
+        <w:t xml:space="preserve">Update the </w:t>
+      </w:r>
+      <w:r>
+        <w:rPr>
+          <w:b/>
+          <w:bCs/>
+        </w:rPr>
+        <w:t>Attendees section with EY / MORO tagging</w:t>
+      </w:r>
+    </w:p>
+    <w:p>
+      <w:pPr>
+        <w:numPr>
+          <w:ilvl w:val="0"/>
+          <w:numId w:val="12"/>
+        </w:numPr>
+      </w:pPr>
+      <w:r>
+        <w:t xml:space="preserve">Do a </w:t>
+      </w:r>
+      <w:r>
+        <w:rPr>
+          <w:b/>
+          <w:bCs/>
+        </w:rPr>
+        <w:t xml:space="preserve">final </w:t>
+      </w:r>
+      <w:proofErr w:type="gramStart"/>
+      <w:r>
+        <w:rPr>
+          <w:b/>
+          <w:bCs/>
+        </w:rPr>
+        <w:t>legal-risk</w:t>
+      </w:r>
+      <w:proofErr w:type="gramEnd"/>
+      <w:r>
+        <w:rPr>
+          <w:b/>
+          <w:bCs/>
+        </w:rPr>
+        <w:t xml:space="preserve"> sweep</w:t>
+      </w:r>
+      <w:r>
+        <w:t xml:space="preserve"> against your SOW</w:t>
+      </w:r>
+    </w:p>
+    <w:p>
+      <w:pPr>
+        <w:numPr>
+          <w:ilvl w:val="0"/>
+          <w:numId w:val="12"/>
+        </w:numPr>
+      </w:pPr>
+      <w:r>
+        <w:t>Normalize naming (e.g., avoid first names entirely)</w:t>
+      </w:r>
+    </w:p>
+    <w:p>
+      <w:r>
+        <w:t>Just tell me.</w:t>
       </w:r>
     </w:p>
     <w:p/>
@@ -1083,6 +2472,155 @@
 <file path=word/numbering.xml><?xml version="1.0" encoding="utf-8"?>
 <w:numbering xmlns:wpc="http://schemas.microsoft.com/office/word/2010/wordprocessingCanvas" xmlns:cx="http://schemas.microsoft.com/office/drawing/2014/chartex" xmlns:cx1="http://schemas.microsoft.com/office/drawing/2015/9/8/chartex" xmlns:cx2="http://schemas.microsoft.com/office/drawing/2015/10/21/chartex" xmlns:cx3="http://schemas.microsoft.com/office/drawing/2016/5/9/chartex" xmlns:cx4="http://schemas.microsoft.com/office/drawing/2016/5/10/chartex" xmlns:cx5="http://schemas.microsoft.com/office/drawing/2016/5/11/chartex" xmlns:cx6="http://schemas.microsoft.com/office/drawing/2016/5/12/chartex" xmlns:cx7="http://schemas.microsoft.com/office/drawing/2016/5/13/chartex" xmlns:cx8="http://schemas.microsoft.com/office/drawing/2016/5/14/chartex" xmlns:mc="http://schemas.openxmlformats.org/markup-compatibility/2006" xmlns:aink="http://schemas.microsoft.com/office/drawing/2016/ink" xmlns:am3d="http://schemas.microsoft.com/office/drawing/2017/model3d" xmlns:o="urn:schemas-microsoft-com:office:office" xmlns:oel="http://schemas.microsoft.com/office/2019/extlst" xmlns:r="http://schemas.openxmlformats.org/officeDocument/2006/relationships" xmlns:m="http://schemas.openxmlformats.org/officeDocument/2006/math" xmlns:v="urn:schemas-microsoft-com:vml" xmlns:wp14="http://schemas.microsoft.com/office/word/2010/wordprocessingDrawing" xmlns:wp="http://schemas.openxmlformats.org/drawingml/2006/wordprocessingDrawing" xmlns:w10="urn:schemas-microsoft-com:office:word" xmlns:w="http://schemas.openxmlformats.org/wordprocessingml/2006/main" xmlns:w14="http://schemas.microsoft.com/office/word/2010/wordml" xmlns:w15="http://schemas.microsoft.com/office/word/2012/wordml" xmlns:w16cex="http://schemas.microsoft.com/office/word/2018/wordml/cex" xmlns:w16cid="http://schemas.microsoft.com/office/word/2016/wordml/cid" xmlns:w16="http://schemas.microsoft.com/office/word/2018/wordml" xmlns:w16du="http://schemas.microsoft.com/office/word/2023/wordml/word16du" xmlns:w16sdtdh="http://schemas.microsoft.com/office/word/2020/wordml/sdtdatahash" xmlns:w16sdtfl="http://schemas.microsoft.com/office/word/2024/wordml/sdtformatlock" xmlns:w16se="http://schemas.microsoft.com/office/word/2015/wordml/symex" xmlns:wpg="http://schemas.microsoft.com/office/word/2010/wordprocessingGroup" xmlns:wpi="http://schemas.microsoft.com/office/word/2010/wordprocessingInk" xmlns:wne="http://schemas.microsoft.com/office/word/2006/wordml" xmlns:wps="http://schemas.microsoft.com/office/word/2010/wordprocessingShape" mc:Ignorable="w14 w15 w16se w16cid w16 w16cex w16sdtdh w16sdtfl w16du wp14">
   <w:abstractNum w:abstractNumId="0" w15:restartNumberingAfterBreak="0">
+    <w:nsid w:val="00F619B9"/>
+    <w:multiLevelType w:val="multilevel"/>
+    <w:tmpl w:val="FFBC7932"/>
+    <w:lvl w:ilvl="0">
+      <w:start w:val="1"/>
+      <w:numFmt w:val="bullet"/>
+      <w:lvlText w:val=""/>
+      <w:lvlJc w:val="left"/>
+      <w:pPr>
+        <w:tabs>
+          <w:tab w:val="num" w:pos="720"/>
+        </w:tabs>
+        <w:ind w:left="720" w:hanging="360"/>
+      </w:pPr>
+      <w:rPr>
+        <w:rFonts w:ascii="Symbol" w:hAnsi="Symbol" w:hint="default"/>
+        <w:sz w:val="20"/>
+      </w:rPr>
+    </w:lvl>
+    <w:lvl w:ilvl="1" w:tentative="1">
+      <w:start w:val="1"/>
+      <w:numFmt w:val="bullet"/>
+      <w:lvlText w:val="o"/>
+      <w:lvlJc w:val="left"/>
+      <w:pPr>
+        <w:tabs>
+          <w:tab w:val="num" w:pos="1440"/>
+        </w:tabs>
+        <w:ind w:left="1440" w:hanging="360"/>
+      </w:pPr>
+      <w:rPr>
+        <w:rFonts w:ascii="Courier New" w:hAnsi="Courier New" w:hint="default"/>
+        <w:sz w:val="20"/>
+      </w:rPr>
+    </w:lvl>
+    <w:lvl w:ilvl="2" w:tentative="1">
+      <w:start w:val="1"/>
+      <w:numFmt w:val="bullet"/>
+      <w:lvlText w:val=""/>
+      <w:lvlJc w:val="left"/>
+      <w:pPr>
+        <w:tabs>
+          <w:tab w:val="num" w:pos="2160"/>
+        </w:tabs>
+        <w:ind w:left="2160" w:hanging="360"/>
+      </w:pPr>
+      <w:rPr>
+        <w:rFonts w:ascii="Wingdings" w:hAnsi="Wingdings" w:hint="default"/>
+        <w:sz w:val="20"/>
+      </w:rPr>
+    </w:lvl>
+    <w:lvl w:ilvl="3" w:tentative="1">
+      <w:start w:val="1"/>
+      <w:numFmt w:val="bullet"/>
+      <w:lvlText w:val=""/>
+      <w:lvlJc w:val="left"/>
+      <w:pPr>
+        <w:tabs>
+          <w:tab w:val="num" w:pos="2880"/>
+        </w:tabs>
+        <w:ind w:left="2880" w:hanging="360"/>
+      </w:pPr>
+      <w:rPr>
+        <w:rFonts w:ascii="Wingdings" w:hAnsi="Wingdings" w:hint="default"/>
+        <w:sz w:val="20"/>
+      </w:rPr>
+    </w:lvl>
+    <w:lvl w:ilvl="4" w:tentative="1">
+      <w:start w:val="1"/>
+      <w:numFmt w:val="bullet"/>
+      <w:lvlText w:val=""/>
+      <w:lvlJc w:val="left"/>
+      <w:pPr>
+        <w:tabs>
+          <w:tab w:val="num" w:pos="3600"/>
+        </w:tabs>
+        <w:ind w:left="3600" w:hanging="360"/>
+      </w:pPr>
+      <w:rPr>
+        <w:rFonts w:ascii="Wingdings" w:hAnsi="Wingdings" w:hint="default"/>
+        <w:sz w:val="20"/>
+      </w:rPr>
+    </w:lvl>
+    <w:lvl w:ilvl="5" w:tentative="1">
+      <w:start w:val="1"/>
+      <w:numFmt w:val="bullet"/>
+      <w:lvlText w:val=""/>
+      <w:lvlJc w:val="left"/>
+      <w:pPr>
+        <w:tabs>
+          <w:tab w:val="num" w:pos="4320"/>
+        </w:tabs>
+        <w:ind w:left="4320" w:hanging="360"/>
+      </w:pPr>
+      <w:rPr>
+        <w:rFonts w:ascii="Wingdings" w:hAnsi="Wingdings" w:hint="default"/>
+        <w:sz w:val="20"/>
+      </w:rPr>
+    </w:lvl>
+    <w:lvl w:ilvl="6" w:tentative="1">
+      <w:start w:val="1"/>
+      <w:numFmt w:val="bullet"/>
+      <w:lvlText w:val=""/>
+      <w:lvlJc w:val="left"/>
+      <w:pPr>
+        <w:tabs>
+          <w:tab w:val="num" w:pos="5040"/>
+        </w:tabs>
+        <w:ind w:left="5040" w:hanging="360"/>
+      </w:pPr>
+      <w:rPr>
+        <w:rFonts w:ascii="Wingdings" w:hAnsi="Wingdings" w:hint="default"/>
+        <w:sz w:val="20"/>
+      </w:rPr>
+    </w:lvl>
+    <w:lvl w:ilvl="7" w:tentative="1">
+      <w:start w:val="1"/>
+      <w:numFmt w:val="bullet"/>
+      <w:lvlText w:val=""/>
+      <w:lvlJc w:val="left"/>
+      <w:pPr>
+        <w:tabs>
+          <w:tab w:val="num" w:pos="5760"/>
+        </w:tabs>
+        <w:ind w:left="5760" w:hanging="360"/>
+      </w:pPr>
+      <w:rPr>
+        <w:rFonts w:ascii="Wingdings" w:hAnsi="Wingdings" w:hint="default"/>
+        <w:sz w:val="20"/>
+      </w:rPr>
+    </w:lvl>
+    <w:lvl w:ilvl="8" w:tentative="1">
+      <w:start w:val="1"/>
+      <w:numFmt w:val="bullet"/>
+      <w:lvlText w:val=""/>
+      <w:lvlJc w:val="left"/>
+      <w:pPr>
+        <w:tabs>
+          <w:tab w:val="num" w:pos="6480"/>
+        </w:tabs>
+        <w:ind w:left="6480" w:hanging="360"/>
+      </w:pPr>
+      <w:rPr>
+        <w:rFonts w:ascii="Wingdings" w:hAnsi="Wingdings" w:hint="default"/>
+        <w:sz w:val="20"/>
+      </w:rPr>
+    </w:lvl>
+  </w:abstractNum>
+  <w:abstractNum w:abstractNumId="1" w15:restartNumberingAfterBreak="0">
     <w:nsid w:val="13CF1294"/>
     <w:multiLevelType w:val="multilevel"/>
     <w:tmpl w:val="D5722B28"/>
@@ -1231,7 +2769,156 @@
       </w:rPr>
     </w:lvl>
   </w:abstractNum>
-  <w:abstractNum w:abstractNumId="1" w15:restartNumberingAfterBreak="0">
+  <w:abstractNum w:abstractNumId="2" w15:restartNumberingAfterBreak="0">
+    <w:nsid w:val="170F3EE4"/>
+    <w:multiLevelType w:val="multilevel"/>
+    <w:tmpl w:val="E0A600E8"/>
+    <w:lvl w:ilvl="0">
+      <w:start w:val="1"/>
+      <w:numFmt w:val="bullet"/>
+      <w:lvlText w:val=""/>
+      <w:lvlJc w:val="left"/>
+      <w:pPr>
+        <w:tabs>
+          <w:tab w:val="num" w:pos="720"/>
+        </w:tabs>
+        <w:ind w:left="720" w:hanging="360"/>
+      </w:pPr>
+      <w:rPr>
+        <w:rFonts w:ascii="Symbol" w:hAnsi="Symbol" w:hint="default"/>
+        <w:sz w:val="20"/>
+      </w:rPr>
+    </w:lvl>
+    <w:lvl w:ilvl="1" w:tentative="1">
+      <w:start w:val="1"/>
+      <w:numFmt w:val="bullet"/>
+      <w:lvlText w:val="o"/>
+      <w:lvlJc w:val="left"/>
+      <w:pPr>
+        <w:tabs>
+          <w:tab w:val="num" w:pos="1440"/>
+        </w:tabs>
+        <w:ind w:left="1440" w:hanging="360"/>
+      </w:pPr>
+      <w:rPr>
+        <w:rFonts w:ascii="Courier New" w:hAnsi="Courier New" w:hint="default"/>
+        <w:sz w:val="20"/>
+      </w:rPr>
+    </w:lvl>
+    <w:lvl w:ilvl="2" w:tentative="1">
+      <w:start w:val="1"/>
+      <w:numFmt w:val="bullet"/>
+      <w:lvlText w:val=""/>
+      <w:lvlJc w:val="left"/>
+      <w:pPr>
+        <w:tabs>
+          <w:tab w:val="num" w:pos="2160"/>
+        </w:tabs>
+        <w:ind w:left="2160" w:hanging="360"/>
+      </w:pPr>
+      <w:rPr>
+        <w:rFonts w:ascii="Wingdings" w:hAnsi="Wingdings" w:hint="default"/>
+        <w:sz w:val="20"/>
+      </w:rPr>
+    </w:lvl>
+    <w:lvl w:ilvl="3" w:tentative="1">
+      <w:start w:val="1"/>
+      <w:numFmt w:val="bullet"/>
+      <w:lvlText w:val=""/>
+      <w:lvlJc w:val="left"/>
+      <w:pPr>
+        <w:tabs>
+          <w:tab w:val="num" w:pos="2880"/>
+        </w:tabs>
+        <w:ind w:left="2880" w:hanging="360"/>
+      </w:pPr>
+      <w:rPr>
+        <w:rFonts w:ascii="Wingdings" w:hAnsi="Wingdings" w:hint="default"/>
+        <w:sz w:val="20"/>
+      </w:rPr>
+    </w:lvl>
+    <w:lvl w:ilvl="4" w:tentative="1">
+      <w:start w:val="1"/>
+      <w:numFmt w:val="bullet"/>
+      <w:lvlText w:val=""/>
+      <w:lvlJc w:val="left"/>
+      <w:pPr>
+        <w:tabs>
+          <w:tab w:val="num" w:pos="3600"/>
+        </w:tabs>
+        <w:ind w:left="3600" w:hanging="360"/>
+      </w:pPr>
+      <w:rPr>
+        <w:rFonts w:ascii="Wingdings" w:hAnsi="Wingdings" w:hint="default"/>
+        <w:sz w:val="20"/>
+      </w:rPr>
+    </w:lvl>
+    <w:lvl w:ilvl="5" w:tentative="1">
+      <w:start w:val="1"/>
+      <w:numFmt w:val="bullet"/>
+      <w:lvlText w:val=""/>
+      <w:lvlJc w:val="left"/>
+      <w:pPr>
+        <w:tabs>
+          <w:tab w:val="num" w:pos="4320"/>
+        </w:tabs>
+        <w:ind w:left="4320" w:hanging="360"/>
+      </w:pPr>
+      <w:rPr>
+        <w:rFonts w:ascii="Wingdings" w:hAnsi="Wingdings" w:hint="default"/>
+        <w:sz w:val="20"/>
+      </w:rPr>
+    </w:lvl>
+    <w:lvl w:ilvl="6" w:tentative="1">
+      <w:start w:val="1"/>
+      <w:numFmt w:val="bullet"/>
+      <w:lvlText w:val=""/>
+      <w:lvlJc w:val="left"/>
+      <w:pPr>
+        <w:tabs>
+          <w:tab w:val="num" w:pos="5040"/>
+        </w:tabs>
+        <w:ind w:left="5040" w:hanging="360"/>
+      </w:pPr>
+      <w:rPr>
+        <w:rFonts w:ascii="Wingdings" w:hAnsi="Wingdings" w:hint="default"/>
+        <w:sz w:val="20"/>
+      </w:rPr>
+    </w:lvl>
+    <w:lvl w:ilvl="7" w:tentative="1">
+      <w:start w:val="1"/>
+      <w:numFmt w:val="bullet"/>
+      <w:lvlText w:val=""/>
+      <w:lvlJc w:val="left"/>
+      <w:pPr>
+        <w:tabs>
+          <w:tab w:val="num" w:pos="5760"/>
+        </w:tabs>
+        <w:ind w:left="5760" w:hanging="360"/>
+      </w:pPr>
+      <w:rPr>
+        <w:rFonts w:ascii="Wingdings" w:hAnsi="Wingdings" w:hint="default"/>
+        <w:sz w:val="20"/>
+      </w:rPr>
+    </w:lvl>
+    <w:lvl w:ilvl="8" w:tentative="1">
+      <w:start w:val="1"/>
+      <w:numFmt w:val="bullet"/>
+      <w:lvlText w:val=""/>
+      <w:lvlJc w:val="left"/>
+      <w:pPr>
+        <w:tabs>
+          <w:tab w:val="num" w:pos="6480"/>
+        </w:tabs>
+        <w:ind w:left="6480" w:hanging="360"/>
+      </w:pPr>
+      <w:rPr>
+        <w:rFonts w:ascii="Wingdings" w:hAnsi="Wingdings" w:hint="default"/>
+        <w:sz w:val="20"/>
+      </w:rPr>
+    </w:lvl>
+  </w:abstractNum>
+  <w:abstractNum w:abstractNumId="3" w15:restartNumberingAfterBreak="0">
     <w:nsid w:val="1F036148"/>
     <w:multiLevelType w:val="multilevel"/>
     <w:tmpl w:val="C26EAFA8"/>
@@ -1380,7 +3067,156 @@
       </w:rPr>
     </w:lvl>
   </w:abstractNum>
-  <w:abstractNum w:abstractNumId="2" w15:restartNumberingAfterBreak="0">
+  <w:abstractNum w:abstractNumId="4" w15:restartNumberingAfterBreak="0">
+    <w:nsid w:val="24A33EEB"/>
+    <w:multiLevelType w:val="multilevel"/>
+    <w:tmpl w:val="EA2AF7E0"/>
+    <w:lvl w:ilvl="0">
+      <w:start w:val="1"/>
+      <w:numFmt w:val="bullet"/>
+      <w:lvlText w:val=""/>
+      <w:lvlJc w:val="left"/>
+      <w:pPr>
+        <w:tabs>
+          <w:tab w:val="num" w:pos="720"/>
+        </w:tabs>
+        <w:ind w:left="720" w:hanging="360"/>
+      </w:pPr>
+      <w:rPr>
+        <w:rFonts w:ascii="Symbol" w:hAnsi="Symbol" w:hint="default"/>
+        <w:sz w:val="20"/>
+      </w:rPr>
+    </w:lvl>
+    <w:lvl w:ilvl="1" w:tentative="1">
+      <w:start w:val="1"/>
+      <w:numFmt w:val="bullet"/>
+      <w:lvlText w:val="o"/>
+      <w:lvlJc w:val="left"/>
+      <w:pPr>
+        <w:tabs>
+          <w:tab w:val="num" w:pos="1440"/>
+        </w:tabs>
+        <w:ind w:left="1440" w:hanging="360"/>
+      </w:pPr>
+      <w:rPr>
+        <w:rFonts w:ascii="Courier New" w:hAnsi="Courier New" w:hint="default"/>
+        <w:sz w:val="20"/>
+      </w:rPr>
+    </w:lvl>
+    <w:lvl w:ilvl="2" w:tentative="1">
+      <w:start w:val="1"/>
+      <w:numFmt w:val="bullet"/>
+      <w:lvlText w:val=""/>
+      <w:lvlJc w:val="left"/>
+      <w:pPr>
+        <w:tabs>
+          <w:tab w:val="num" w:pos="2160"/>
+        </w:tabs>
+        <w:ind w:left="2160" w:hanging="360"/>
+      </w:pPr>
+      <w:rPr>
+        <w:rFonts w:ascii="Wingdings" w:hAnsi="Wingdings" w:hint="default"/>
+        <w:sz w:val="20"/>
+      </w:rPr>
+    </w:lvl>
+    <w:lvl w:ilvl="3" w:tentative="1">
+      <w:start w:val="1"/>
+      <w:numFmt w:val="bullet"/>
+      <w:lvlText w:val=""/>
+      <w:lvlJc w:val="left"/>
+      <w:pPr>
+        <w:tabs>
+          <w:tab w:val="num" w:pos="2880"/>
+        </w:tabs>
+        <w:ind w:left="2880" w:hanging="360"/>
+      </w:pPr>
+      <w:rPr>
+        <w:rFonts w:ascii="Wingdings" w:hAnsi="Wingdings" w:hint="default"/>
+        <w:sz w:val="20"/>
+      </w:rPr>
+    </w:lvl>
+    <w:lvl w:ilvl="4" w:tentative="1">
+      <w:start w:val="1"/>
+      <w:numFmt w:val="bullet"/>
+      <w:lvlText w:val=""/>
+      <w:lvlJc w:val="left"/>
+      <w:pPr>
+        <w:tabs>
+          <w:tab w:val="num" w:pos="3600"/>
+        </w:tabs>
+        <w:ind w:left="3600" w:hanging="360"/>
+      </w:pPr>
+      <w:rPr>
+        <w:rFonts w:ascii="Wingdings" w:hAnsi="Wingdings" w:hint="default"/>
+        <w:sz w:val="20"/>
+      </w:rPr>
+    </w:lvl>
+    <w:lvl w:ilvl="5" w:tentative="1">
+      <w:start w:val="1"/>
+      <w:numFmt w:val="bullet"/>
+      <w:lvlText w:val=""/>
+      <w:lvlJc w:val="left"/>
+      <w:pPr>
+        <w:tabs>
+          <w:tab w:val="num" w:pos="4320"/>
+        </w:tabs>
+        <w:ind w:left="4320" w:hanging="360"/>
+      </w:pPr>
+      <w:rPr>
+        <w:rFonts w:ascii="Wingdings" w:hAnsi="Wingdings" w:hint="default"/>
+        <w:sz w:val="20"/>
+      </w:rPr>
+    </w:lvl>
+    <w:lvl w:ilvl="6" w:tentative="1">
+      <w:start w:val="1"/>
+      <w:numFmt w:val="bullet"/>
+      <w:lvlText w:val=""/>
+      <w:lvlJc w:val="left"/>
+      <w:pPr>
+        <w:tabs>
+          <w:tab w:val="num" w:pos="5040"/>
+        </w:tabs>
+        <w:ind w:left="5040" w:hanging="360"/>
+      </w:pPr>
+      <w:rPr>
+        <w:rFonts w:ascii="Wingdings" w:hAnsi="Wingdings" w:hint="default"/>
+        <w:sz w:val="20"/>
+      </w:rPr>
+    </w:lvl>
+    <w:lvl w:ilvl="7" w:tentative="1">
+      <w:start w:val="1"/>
+      <w:numFmt w:val="bullet"/>
+      <w:lvlText w:val=""/>
+      <w:lvlJc w:val="left"/>
+      <w:pPr>
+        <w:tabs>
+          <w:tab w:val="num" w:pos="5760"/>
+        </w:tabs>
+        <w:ind w:left="5760" w:hanging="360"/>
+      </w:pPr>
+      <w:rPr>
+        <w:rFonts w:ascii="Wingdings" w:hAnsi="Wingdings" w:hint="default"/>
+        <w:sz w:val="20"/>
+      </w:rPr>
+    </w:lvl>
+    <w:lvl w:ilvl="8" w:tentative="1">
+      <w:start w:val="1"/>
+      <w:numFmt w:val="bullet"/>
+      <w:lvlText w:val=""/>
+      <w:lvlJc w:val="left"/>
+      <w:pPr>
+        <w:tabs>
+          <w:tab w:val="num" w:pos="6480"/>
+        </w:tabs>
+        <w:ind w:left="6480" w:hanging="360"/>
+      </w:pPr>
+      <w:rPr>
+        <w:rFonts w:ascii="Wingdings" w:hAnsi="Wingdings" w:hint="default"/>
+        <w:sz w:val="20"/>
+      </w:rPr>
+    </w:lvl>
+  </w:abstractNum>
+  <w:abstractNum w:abstractNumId="5" w15:restartNumberingAfterBreak="0">
     <w:nsid w:val="25BF40E3"/>
     <w:multiLevelType w:val="multilevel"/>
     <w:tmpl w:val="1332EA38"/>
@@ -1529,7 +3365,7 @@
       </w:rPr>
     </w:lvl>
   </w:abstractNum>
-  <w:abstractNum w:abstractNumId="3" w15:restartNumberingAfterBreak="0">
+  <w:abstractNum w:abstractNumId="6" w15:restartNumberingAfterBreak="0">
     <w:nsid w:val="288415F7"/>
     <w:multiLevelType w:val="multilevel"/>
     <w:tmpl w:val="D33A000A"/>
@@ -1678,7 +3514,454 @@
       </w:rPr>
     </w:lvl>
   </w:abstractNum>
-  <w:abstractNum w:abstractNumId="4" w15:restartNumberingAfterBreak="0">
+  <w:abstractNum w:abstractNumId="7" w15:restartNumberingAfterBreak="0">
+    <w:nsid w:val="33FD3D80"/>
+    <w:multiLevelType w:val="multilevel"/>
+    <w:tmpl w:val="46DA8FD6"/>
+    <w:lvl w:ilvl="0">
+      <w:start w:val="1"/>
+      <w:numFmt w:val="bullet"/>
+      <w:lvlText w:val=""/>
+      <w:lvlJc w:val="left"/>
+      <w:pPr>
+        <w:tabs>
+          <w:tab w:val="num" w:pos="720"/>
+        </w:tabs>
+        <w:ind w:left="720" w:hanging="360"/>
+      </w:pPr>
+      <w:rPr>
+        <w:rFonts w:ascii="Symbol" w:hAnsi="Symbol" w:hint="default"/>
+        <w:sz w:val="20"/>
+      </w:rPr>
+    </w:lvl>
+    <w:lvl w:ilvl="1" w:tentative="1">
+      <w:start w:val="1"/>
+      <w:numFmt w:val="bullet"/>
+      <w:lvlText w:val="o"/>
+      <w:lvlJc w:val="left"/>
+      <w:pPr>
+        <w:tabs>
+          <w:tab w:val="num" w:pos="1440"/>
+        </w:tabs>
+        <w:ind w:left="1440" w:hanging="360"/>
+      </w:pPr>
+      <w:rPr>
+        <w:rFonts w:ascii="Courier New" w:hAnsi="Courier New" w:hint="default"/>
+        <w:sz w:val="20"/>
+      </w:rPr>
+    </w:lvl>
+    <w:lvl w:ilvl="2" w:tentative="1">
+      <w:start w:val="1"/>
+      <w:numFmt w:val="bullet"/>
+      <w:lvlText w:val=""/>
+      <w:lvlJc w:val="left"/>
+      <w:pPr>
+        <w:tabs>
+          <w:tab w:val="num" w:pos="2160"/>
+        </w:tabs>
+        <w:ind w:left="2160" w:hanging="360"/>
+      </w:pPr>
+      <w:rPr>
+        <w:rFonts w:ascii="Wingdings" w:hAnsi="Wingdings" w:hint="default"/>
+        <w:sz w:val="20"/>
+      </w:rPr>
+    </w:lvl>
+    <w:lvl w:ilvl="3" w:tentative="1">
+      <w:start w:val="1"/>
+      <w:numFmt w:val="bullet"/>
+      <w:lvlText w:val=""/>
+      <w:lvlJc w:val="left"/>
+      <w:pPr>
+        <w:tabs>
+          <w:tab w:val="num" w:pos="2880"/>
+        </w:tabs>
+        <w:ind w:left="2880" w:hanging="360"/>
+      </w:pPr>
+      <w:rPr>
+        <w:rFonts w:ascii="Wingdings" w:hAnsi="Wingdings" w:hint="default"/>
+        <w:sz w:val="20"/>
+      </w:rPr>
+    </w:lvl>
+    <w:lvl w:ilvl="4" w:tentative="1">
+      <w:start w:val="1"/>
+      <w:numFmt w:val="bullet"/>
+      <w:lvlText w:val=""/>
+      <w:lvlJc w:val="left"/>
+      <w:pPr>
+        <w:tabs>
+          <w:tab w:val="num" w:pos="3600"/>
+        </w:tabs>
+        <w:ind w:left="3600" w:hanging="360"/>
+      </w:pPr>
+      <w:rPr>
+        <w:rFonts w:ascii="Wingdings" w:hAnsi="Wingdings" w:hint="default"/>
+        <w:sz w:val="20"/>
+      </w:rPr>
+    </w:lvl>
+    <w:lvl w:ilvl="5" w:tentative="1">
+      <w:start w:val="1"/>
+      <w:numFmt w:val="bullet"/>
+      <w:lvlText w:val=""/>
+      <w:lvlJc w:val="left"/>
+      <w:pPr>
+        <w:tabs>
+          <w:tab w:val="num" w:pos="4320"/>
+        </w:tabs>
+        <w:ind w:left="4320" w:hanging="360"/>
+      </w:pPr>
+      <w:rPr>
+        <w:rFonts w:ascii="Wingdings" w:hAnsi="Wingdings" w:hint="default"/>
+        <w:sz w:val="20"/>
+      </w:rPr>
+    </w:lvl>
+    <w:lvl w:ilvl="6" w:tentative="1">
+      <w:start w:val="1"/>
+      <w:numFmt w:val="bullet"/>
+      <w:lvlText w:val=""/>
+      <w:lvlJc w:val="left"/>
+      <w:pPr>
+        <w:tabs>
+          <w:tab w:val="num" w:pos="5040"/>
+        </w:tabs>
+        <w:ind w:left="5040" w:hanging="360"/>
+      </w:pPr>
+      <w:rPr>
+        <w:rFonts w:ascii="Wingdings" w:hAnsi="Wingdings" w:hint="default"/>
+        <w:sz w:val="20"/>
+      </w:rPr>
+    </w:lvl>
+    <w:lvl w:ilvl="7" w:tentative="1">
+      <w:start w:val="1"/>
+      <w:numFmt w:val="bullet"/>
+      <w:lvlText w:val=""/>
+      <w:lvlJc w:val="left"/>
+      <w:pPr>
+        <w:tabs>
+          <w:tab w:val="num" w:pos="5760"/>
+        </w:tabs>
+        <w:ind w:left="5760" w:hanging="360"/>
+      </w:pPr>
+      <w:rPr>
+        <w:rFonts w:ascii="Wingdings" w:hAnsi="Wingdings" w:hint="default"/>
+        <w:sz w:val="20"/>
+      </w:rPr>
+    </w:lvl>
+    <w:lvl w:ilvl="8" w:tentative="1">
+      <w:start w:val="1"/>
+      <w:numFmt w:val="bullet"/>
+      <w:lvlText w:val=""/>
+      <w:lvlJc w:val="left"/>
+      <w:pPr>
+        <w:tabs>
+          <w:tab w:val="num" w:pos="6480"/>
+        </w:tabs>
+        <w:ind w:left="6480" w:hanging="360"/>
+      </w:pPr>
+      <w:rPr>
+        <w:rFonts w:ascii="Wingdings" w:hAnsi="Wingdings" w:hint="default"/>
+        <w:sz w:val="20"/>
+      </w:rPr>
+    </w:lvl>
+  </w:abstractNum>
+  <w:abstractNum w:abstractNumId="8" w15:restartNumberingAfterBreak="0">
+    <w:nsid w:val="3EA630C6"/>
+    <w:multiLevelType w:val="multilevel"/>
+    <w:tmpl w:val="C78E316C"/>
+    <w:lvl w:ilvl="0">
+      <w:start w:val="1"/>
+      <w:numFmt w:val="bullet"/>
+      <w:lvlText w:val=""/>
+      <w:lvlJc w:val="left"/>
+      <w:pPr>
+        <w:tabs>
+          <w:tab w:val="num" w:pos="720"/>
+        </w:tabs>
+        <w:ind w:left="720" w:hanging="360"/>
+      </w:pPr>
+      <w:rPr>
+        <w:rFonts w:ascii="Symbol" w:hAnsi="Symbol" w:hint="default"/>
+        <w:sz w:val="20"/>
+      </w:rPr>
+    </w:lvl>
+    <w:lvl w:ilvl="1" w:tentative="1">
+      <w:start w:val="1"/>
+      <w:numFmt w:val="bullet"/>
+      <w:lvlText w:val="o"/>
+      <w:lvlJc w:val="left"/>
+      <w:pPr>
+        <w:tabs>
+          <w:tab w:val="num" w:pos="1440"/>
+        </w:tabs>
+        <w:ind w:left="1440" w:hanging="360"/>
+      </w:pPr>
+      <w:rPr>
+        <w:rFonts w:ascii="Courier New" w:hAnsi="Courier New" w:hint="default"/>
+        <w:sz w:val="20"/>
+      </w:rPr>
+    </w:lvl>
+    <w:lvl w:ilvl="2" w:tentative="1">
+      <w:start w:val="1"/>
+      <w:numFmt w:val="bullet"/>
+      <w:lvlText w:val=""/>
+      <w:lvlJc w:val="left"/>
+      <w:pPr>
+        <w:tabs>
+          <w:tab w:val="num" w:pos="2160"/>
+        </w:tabs>
+        <w:ind w:left="2160" w:hanging="360"/>
+      </w:pPr>
+      <w:rPr>
+        <w:rFonts w:ascii="Wingdings" w:hAnsi="Wingdings" w:hint="default"/>
+        <w:sz w:val="20"/>
+      </w:rPr>
+    </w:lvl>
+    <w:lvl w:ilvl="3" w:tentative="1">
+      <w:start w:val="1"/>
+      <w:numFmt w:val="bullet"/>
+      <w:lvlText w:val=""/>
+      <w:lvlJc w:val="left"/>
+      <w:pPr>
+        <w:tabs>
+          <w:tab w:val="num" w:pos="2880"/>
+        </w:tabs>
+        <w:ind w:left="2880" w:hanging="360"/>
+      </w:pPr>
+      <w:rPr>
+        <w:rFonts w:ascii="Wingdings" w:hAnsi="Wingdings" w:hint="default"/>
+        <w:sz w:val="20"/>
+      </w:rPr>
+    </w:lvl>
+    <w:lvl w:ilvl="4" w:tentative="1">
+      <w:start w:val="1"/>
+      <w:numFmt w:val="bullet"/>
+      <w:lvlText w:val=""/>
+      <w:lvlJc w:val="left"/>
+      <w:pPr>
+        <w:tabs>
+          <w:tab w:val="num" w:pos="3600"/>
+        </w:tabs>
+        <w:ind w:left="3600" w:hanging="360"/>
+      </w:pPr>
+      <w:rPr>
+        <w:rFonts w:ascii="Wingdings" w:hAnsi="Wingdings" w:hint="default"/>
+        <w:sz w:val="20"/>
+      </w:rPr>
+    </w:lvl>
+    <w:lvl w:ilvl="5" w:tentative="1">
+      <w:start w:val="1"/>
+      <w:numFmt w:val="bullet"/>
+      <w:lvlText w:val=""/>
+      <w:lvlJc w:val="left"/>
+      <w:pPr>
+        <w:tabs>
+          <w:tab w:val="num" w:pos="4320"/>
+        </w:tabs>
+        <w:ind w:left="4320" w:hanging="360"/>
+      </w:pPr>
+      <w:rPr>
+        <w:rFonts w:ascii="Wingdings" w:hAnsi="Wingdings" w:hint="default"/>
+        <w:sz w:val="20"/>
+      </w:rPr>
+    </w:lvl>
+    <w:lvl w:ilvl="6" w:tentative="1">
+      <w:start w:val="1"/>
+      <w:numFmt w:val="bullet"/>
+      <w:lvlText w:val=""/>
+      <w:lvlJc w:val="left"/>
+      <w:pPr>
+        <w:tabs>
+          <w:tab w:val="num" w:pos="5040"/>
+        </w:tabs>
+        <w:ind w:left="5040" w:hanging="360"/>
+      </w:pPr>
+      <w:rPr>
+        <w:rFonts w:ascii="Wingdings" w:hAnsi="Wingdings" w:hint="default"/>
+        <w:sz w:val="20"/>
+      </w:rPr>
+    </w:lvl>
+    <w:lvl w:ilvl="7" w:tentative="1">
+      <w:start w:val="1"/>
+      <w:numFmt w:val="bullet"/>
+      <w:lvlText w:val=""/>
+      <w:lvlJc w:val="left"/>
+      <w:pPr>
+        <w:tabs>
+          <w:tab w:val="num" w:pos="5760"/>
+        </w:tabs>
+        <w:ind w:left="5760" w:hanging="360"/>
+      </w:pPr>
+      <w:rPr>
+        <w:rFonts w:ascii="Wingdings" w:hAnsi="Wingdings" w:hint="default"/>
+        <w:sz w:val="20"/>
+      </w:rPr>
+    </w:lvl>
+    <w:lvl w:ilvl="8" w:tentative="1">
+      <w:start w:val="1"/>
+      <w:numFmt w:val="bullet"/>
+      <w:lvlText w:val=""/>
+      <w:lvlJc w:val="left"/>
+      <w:pPr>
+        <w:tabs>
+          <w:tab w:val="num" w:pos="6480"/>
+        </w:tabs>
+        <w:ind w:left="6480" w:hanging="360"/>
+      </w:pPr>
+      <w:rPr>
+        <w:rFonts w:ascii="Wingdings" w:hAnsi="Wingdings" w:hint="default"/>
+        <w:sz w:val="20"/>
+      </w:rPr>
+    </w:lvl>
+  </w:abstractNum>
+  <w:abstractNum w:abstractNumId="9" w15:restartNumberingAfterBreak="0">
+    <w:nsid w:val="42AD387B"/>
+    <w:multiLevelType w:val="multilevel"/>
+    <w:tmpl w:val="18DE6B12"/>
+    <w:lvl w:ilvl="0">
+      <w:start w:val="1"/>
+      <w:numFmt w:val="bullet"/>
+      <w:lvlText w:val=""/>
+      <w:lvlJc w:val="left"/>
+      <w:pPr>
+        <w:tabs>
+          <w:tab w:val="num" w:pos="720"/>
+        </w:tabs>
+        <w:ind w:left="720" w:hanging="360"/>
+      </w:pPr>
+      <w:rPr>
+        <w:rFonts w:ascii="Symbol" w:hAnsi="Symbol" w:hint="default"/>
+        <w:sz w:val="20"/>
+      </w:rPr>
+    </w:lvl>
+    <w:lvl w:ilvl="1" w:tentative="1">
+      <w:start w:val="1"/>
+      <w:numFmt w:val="bullet"/>
+      <w:lvlText w:val="o"/>
+      <w:lvlJc w:val="left"/>
+      <w:pPr>
+        <w:tabs>
+          <w:tab w:val="num" w:pos="1440"/>
+        </w:tabs>
+        <w:ind w:left="1440" w:hanging="360"/>
+      </w:pPr>
+      <w:rPr>
+        <w:rFonts w:ascii="Courier New" w:hAnsi="Courier New" w:hint="default"/>
+        <w:sz w:val="20"/>
+      </w:rPr>
+    </w:lvl>
+    <w:lvl w:ilvl="2" w:tentative="1">
+      <w:start w:val="1"/>
+      <w:numFmt w:val="bullet"/>
+      <w:lvlText w:val=""/>
+      <w:lvlJc w:val="left"/>
+      <w:pPr>
+        <w:tabs>
+          <w:tab w:val="num" w:pos="2160"/>
+        </w:tabs>
+        <w:ind w:left="2160" w:hanging="360"/>
+      </w:pPr>
+      <w:rPr>
+        <w:rFonts w:ascii="Wingdings" w:hAnsi="Wingdings" w:hint="default"/>
+        <w:sz w:val="20"/>
+      </w:rPr>
+    </w:lvl>
+    <w:lvl w:ilvl="3" w:tentative="1">
+      <w:start w:val="1"/>
+      <w:numFmt w:val="bullet"/>
+      <w:lvlText w:val=""/>
+      <w:lvlJc w:val="left"/>
+      <w:pPr>
+        <w:tabs>
+          <w:tab w:val="num" w:pos="2880"/>
+        </w:tabs>
+        <w:ind w:left="2880" w:hanging="360"/>
+      </w:pPr>
+      <w:rPr>
+        <w:rFonts w:ascii="Wingdings" w:hAnsi="Wingdings" w:hint="default"/>
+        <w:sz w:val="20"/>
+      </w:rPr>
+    </w:lvl>
+    <w:lvl w:ilvl="4" w:tentative="1">
+      <w:start w:val="1"/>
+      <w:numFmt w:val="bullet"/>
+      <w:lvlText w:val=""/>
+      <w:lvlJc w:val="left"/>
+      <w:pPr>
+        <w:tabs>
+          <w:tab w:val="num" w:pos="3600"/>
+        </w:tabs>
+        <w:ind w:left="3600" w:hanging="360"/>
+      </w:pPr>
+      <w:rPr>
+        <w:rFonts w:ascii="Wingdings" w:hAnsi="Wingdings" w:hint="default"/>
+        <w:sz w:val="20"/>
+      </w:rPr>
+    </w:lvl>
+    <w:lvl w:ilvl="5" w:tentative="1">
+      <w:start w:val="1"/>
+      <w:numFmt w:val="bullet"/>
+      <w:lvlText w:val=""/>
+      <w:lvlJc w:val="left"/>
+      <w:pPr>
+        <w:tabs>
+          <w:tab w:val="num" w:pos="4320"/>
+        </w:tabs>
+        <w:ind w:left="4320" w:hanging="360"/>
+      </w:pPr>
+      <w:rPr>
+        <w:rFonts w:ascii="Wingdings" w:hAnsi="Wingdings" w:hint="default"/>
+        <w:sz w:val="20"/>
+      </w:rPr>
+    </w:lvl>
+    <w:lvl w:ilvl="6" w:tentative="1">
+      <w:start w:val="1"/>
+      <w:numFmt w:val="bullet"/>
+      <w:lvlText w:val=""/>
+      <w:lvlJc w:val="left"/>
+      <w:pPr>
+        <w:tabs>
+          <w:tab w:val="num" w:pos="5040"/>
+        </w:tabs>
+        <w:ind w:left="5040" w:hanging="360"/>
+      </w:pPr>
+      <w:rPr>
+        <w:rFonts w:ascii="Wingdings" w:hAnsi="Wingdings" w:hint="default"/>
+        <w:sz w:val="20"/>
+      </w:rPr>
+    </w:lvl>
+    <w:lvl w:ilvl="7" w:tentative="1">
+      <w:start w:val="1"/>
+      <w:numFmt w:val="bullet"/>
+      <w:lvlText w:val=""/>
+      <w:lvlJc w:val="left"/>
+      <w:pPr>
+        <w:tabs>
+          <w:tab w:val="num" w:pos="5760"/>
+        </w:tabs>
+        <w:ind w:left="5760" w:hanging="360"/>
+      </w:pPr>
+      <w:rPr>
+        <w:rFonts w:ascii="Wingdings" w:hAnsi="Wingdings" w:hint="default"/>
+        <w:sz w:val="20"/>
+      </w:rPr>
+    </w:lvl>
+    <w:lvl w:ilvl="8" w:tentative="1">
+      <w:start w:val="1"/>
+      <w:numFmt w:val="bullet"/>
+      <w:lvlText w:val=""/>
+      <w:lvlJc w:val="left"/>
+      <w:pPr>
+        <w:tabs>
+          <w:tab w:val="num" w:pos="6480"/>
+        </w:tabs>
+        <w:ind w:left="6480" w:hanging="360"/>
+      </w:pPr>
+      <w:rPr>
+        <w:rFonts w:ascii="Wingdings" w:hAnsi="Wingdings" w:hint="default"/>
+        <w:sz w:val="20"/>
+      </w:rPr>
+    </w:lvl>
+  </w:abstractNum>
+  <w:abstractNum w:abstractNumId="10" w15:restartNumberingAfterBreak="0">
     <w:nsid w:val="631E4251"/>
     <w:multiLevelType w:val="multilevel"/>
     <w:tmpl w:val="B506265E"/>
@@ -1827,20 +4110,190 @@
       </w:rPr>
     </w:lvl>
   </w:abstractNum>
+  <w:abstractNum w:abstractNumId="11" w15:restartNumberingAfterBreak="0">
+    <w:nsid w:val="7C715B47"/>
+    <w:multiLevelType w:val="multilevel"/>
+    <w:tmpl w:val="F0F233A6"/>
+    <w:lvl w:ilvl="0">
+      <w:start w:val="1"/>
+      <w:numFmt w:val="bullet"/>
+      <w:lvlText w:val=""/>
+      <w:lvlJc w:val="left"/>
+      <w:pPr>
+        <w:tabs>
+          <w:tab w:val="num" w:pos="720"/>
+        </w:tabs>
+        <w:ind w:left="720" w:hanging="360"/>
+      </w:pPr>
+      <w:rPr>
+        <w:rFonts w:ascii="Symbol" w:hAnsi="Symbol" w:hint="default"/>
+        <w:sz w:val="20"/>
+      </w:rPr>
+    </w:lvl>
+    <w:lvl w:ilvl="1" w:tentative="1">
+      <w:start w:val="1"/>
+      <w:numFmt w:val="bullet"/>
+      <w:lvlText w:val="o"/>
+      <w:lvlJc w:val="left"/>
+      <w:pPr>
+        <w:tabs>
+          <w:tab w:val="num" w:pos="1440"/>
+        </w:tabs>
+        <w:ind w:left="1440" w:hanging="360"/>
+      </w:pPr>
+      <w:rPr>
+        <w:rFonts w:ascii="Courier New" w:hAnsi="Courier New" w:hint="default"/>
+        <w:sz w:val="20"/>
+      </w:rPr>
+    </w:lvl>
+    <w:lvl w:ilvl="2" w:tentative="1">
+      <w:start w:val="1"/>
+      <w:numFmt w:val="bullet"/>
+      <w:lvlText w:val=""/>
+      <w:lvlJc w:val="left"/>
+      <w:pPr>
+        <w:tabs>
+          <w:tab w:val="num" w:pos="2160"/>
+        </w:tabs>
+        <w:ind w:left="2160" w:hanging="360"/>
+      </w:pPr>
+      <w:rPr>
+        <w:rFonts w:ascii="Wingdings" w:hAnsi="Wingdings" w:hint="default"/>
+        <w:sz w:val="20"/>
+      </w:rPr>
+    </w:lvl>
+    <w:lvl w:ilvl="3" w:tentative="1">
+      <w:start w:val="1"/>
+      <w:numFmt w:val="bullet"/>
+      <w:lvlText w:val=""/>
+      <w:lvlJc w:val="left"/>
+      <w:pPr>
+        <w:tabs>
+          <w:tab w:val="num" w:pos="2880"/>
+        </w:tabs>
+        <w:ind w:left="2880" w:hanging="360"/>
+      </w:pPr>
+      <w:rPr>
+        <w:rFonts w:ascii="Wingdings" w:hAnsi="Wingdings" w:hint="default"/>
+        <w:sz w:val="20"/>
+      </w:rPr>
+    </w:lvl>
+    <w:lvl w:ilvl="4" w:tentative="1">
+      <w:start w:val="1"/>
+      <w:numFmt w:val="bullet"/>
+      <w:lvlText w:val=""/>
+      <w:lvlJc w:val="left"/>
+      <w:pPr>
+        <w:tabs>
+          <w:tab w:val="num" w:pos="3600"/>
+        </w:tabs>
+        <w:ind w:left="3600" w:hanging="360"/>
+      </w:pPr>
+      <w:rPr>
+        <w:rFonts w:ascii="Wingdings" w:hAnsi="Wingdings" w:hint="default"/>
+        <w:sz w:val="20"/>
+      </w:rPr>
+    </w:lvl>
+    <w:lvl w:ilvl="5" w:tentative="1">
+      <w:start w:val="1"/>
+      <w:numFmt w:val="bullet"/>
+      <w:lvlText w:val=""/>
+      <w:lvlJc w:val="left"/>
+      <w:pPr>
+        <w:tabs>
+          <w:tab w:val="num" w:pos="4320"/>
+        </w:tabs>
+        <w:ind w:left="4320" w:hanging="360"/>
+      </w:pPr>
+      <w:rPr>
+        <w:rFonts w:ascii="Wingdings" w:hAnsi="Wingdings" w:hint="default"/>
+        <w:sz w:val="20"/>
+      </w:rPr>
+    </w:lvl>
+    <w:lvl w:ilvl="6" w:tentative="1">
+      <w:start w:val="1"/>
+      <w:numFmt w:val="bullet"/>
+      <w:lvlText w:val=""/>
+      <w:lvlJc w:val="left"/>
+      <w:pPr>
+        <w:tabs>
+          <w:tab w:val="num" w:pos="5040"/>
+        </w:tabs>
+        <w:ind w:left="5040" w:hanging="360"/>
+      </w:pPr>
+      <w:rPr>
+        <w:rFonts w:ascii="Wingdings" w:hAnsi="Wingdings" w:hint="default"/>
+        <w:sz w:val="20"/>
+      </w:rPr>
+    </w:lvl>
+    <w:lvl w:ilvl="7" w:tentative="1">
+      <w:start w:val="1"/>
+      <w:numFmt w:val="bullet"/>
+      <w:lvlText w:val=""/>
+      <w:lvlJc w:val="left"/>
+      <w:pPr>
+        <w:tabs>
+          <w:tab w:val="num" w:pos="5760"/>
+        </w:tabs>
+        <w:ind w:left="5760" w:hanging="360"/>
+      </w:pPr>
+      <w:rPr>
+        <w:rFonts w:ascii="Wingdings" w:hAnsi="Wingdings" w:hint="default"/>
+        <w:sz w:val="20"/>
+      </w:rPr>
+    </w:lvl>
+    <w:lvl w:ilvl="8" w:tentative="1">
+      <w:start w:val="1"/>
+      <w:numFmt w:val="bullet"/>
+      <w:lvlText w:val=""/>
+      <w:lvlJc w:val="left"/>
+      <w:pPr>
+        <w:tabs>
+          <w:tab w:val="num" w:pos="6480"/>
+        </w:tabs>
+        <w:ind w:left="6480" w:hanging="360"/>
+      </w:pPr>
+      <w:rPr>
+        <w:rFonts w:ascii="Wingdings" w:hAnsi="Wingdings" w:hint="default"/>
+        <w:sz w:val="20"/>
+      </w:rPr>
+    </w:lvl>
+  </w:abstractNum>
   <w:num w:numId="1" w16cid:durableId="141191545">
+    <w:abstractNumId w:val="1"/>
+  </w:num>
+  <w:num w:numId="2" w16cid:durableId="382631820">
+    <w:abstractNumId w:val="3"/>
+  </w:num>
+  <w:num w:numId="3" w16cid:durableId="861478167">
+    <w:abstractNumId w:val="10"/>
+  </w:num>
+  <w:num w:numId="4" w16cid:durableId="1680572375">
+    <w:abstractNumId w:val="6"/>
+  </w:num>
+  <w:num w:numId="5" w16cid:durableId="1997146662">
+    <w:abstractNumId w:val="5"/>
+  </w:num>
+  <w:num w:numId="6" w16cid:durableId="2052730564">
+    <w:abstractNumId w:val="4"/>
+  </w:num>
+  <w:num w:numId="7" w16cid:durableId="165051991">
+    <w:abstractNumId w:val="9"/>
+  </w:num>
+  <w:num w:numId="8" w16cid:durableId="900679784">
+    <w:abstractNumId w:val="7"/>
+  </w:num>
+  <w:num w:numId="9" w16cid:durableId="152140337">
     <w:abstractNumId w:val="0"/>
   </w:num>
-  <w:num w:numId="2" w16cid:durableId="382631820">
-    <w:abstractNumId w:val="1"/>
+  <w:num w:numId="10" w16cid:durableId="1950962567">
+    <w:abstractNumId w:val="11"/>
   </w:num>
-  <w:num w:numId="3" w16cid:durableId="861478167">
-    <w:abstractNumId w:val="4"/>
+  <w:num w:numId="11" w16cid:durableId="88625215">
+    <w:abstractNumId w:val="2"/>
   </w:num>
-  <w:num w:numId="4" w16cid:durableId="1680572375">
-    <w:abstractNumId w:val="3"/>
-  </w:num>
-  <w:num w:numId="5" w16cid:durableId="1997146662">
-    <w:abstractNumId w:val="2"/>
+  <w:num w:numId="12" w16cid:durableId="610476880">
+    <w:abstractNumId w:val="8"/>
   </w:num>
 </w:numbering>
 </file>
